--- a/export/docx/docs/44_42_无头浏览器全端全链路测试报告.docx
+++ b/export/docx/docs/44_42_无头浏览器全端全链路测试报告.docx
@@ -38,7 +38,7 @@
         <w:pStyle w:val="Heading2"/>
       </w:pPr>
       <w:r>
-        <w:t>一、覆盖矩阵（8 组 206 项）</w:t>
+        <w:t>一、覆盖矩阵（8 组 212 项）</w:t>
       </w:r>
     </w:p>
     <w:tbl>
@@ -1406,6 +1406,50 @@
           </w:p>
         </w:tc>
       </w:tr>
+      <w:tr>
+        <w:tc>
+          <w:tcPr>
+            <w:tcW w:type="dxa" w:w="2880"/>
+          </w:tcPr>
+          <w:p>
+            <w:r/>
+            <w:r>
+              <w:rPr>
+                <w:sz w:val="18"/>
+              </w:rPr>
+              <w:t>第三轮（补充用例后）</w:t>
+            </w:r>
+          </w:p>
+        </w:tc>
+        <w:tc>
+          <w:tcPr>
+            <w:tcW w:type="dxa" w:w="2880"/>
+          </w:tcPr>
+          <w:p>
+            <w:r/>
+            <w:r>
+              <w:rPr>
+                <w:sz w:val="18"/>
+              </w:rPr>
+              <w:t>212/212</w:t>
+            </w:r>
+          </w:p>
+        </w:tc>
+        <w:tc>
+          <w:tcPr>
+            <w:tcW w:type="dxa" w:w="2880"/>
+          </w:tcPr>
+          <w:p>
+            <w:r/>
+            <w:r>
+              <w:rPr>
+                <w:sz w:val="18"/>
+              </w:rPr>
+              <w:t>204.9s</w:t>
+            </w:r>
+          </w:p>
+        </w:tc>
+      </w:tr>
     </w:tbl>
     <w:p>
       <w:r>
@@ -1433,6 +1477,634 @@
           <w:b w:val="0"/>
         </w:rPr>
         <w:t>（仅 CPU 配额告警）。</w:t>
+      </w:r>
+    </w:p>
+    <w:p>
+      <w:pPr>
+        <w:jc w:val="center"/>
+      </w:pPr>
+      <w:r>
+        <w:rPr>
+          <w:color w:val="B0B6BD"/>
+        </w:rPr>
+        <w:t>— — —</w:t>
+      </w:r>
+    </w:p>
+    <w:p>
+      <w:pPr>
+        <w:pStyle w:val="Heading2"/>
+      </w:pPr>
+      <w:r>
+        <w:t>五之二、第三轮：编写人工测试指南时又抓到一个缺陷</w:t>
+      </w:r>
+    </w:p>
+    <w:p>
+      <w:r>
+        <w:rPr>
+          <w:b w:val="0"/>
+        </w:rPr>
+        <w:t xml:space="preserve">在按新功能重写 </w:t>
+      </w:r>
+      <w:r>
+        <w:rPr>
+          <w:rFonts w:ascii="Consolas" w:hAnsi="Consolas"/>
+          <w:b w:val="0"/>
+          <w:color w:val="0B4F75"/>
+          <w:sz w:val="19"/>
+        </w:rPr>
+        <w:t>docs/32 人工测试操作指南</w:t>
+      </w:r>
+      <w:r>
+        <w:rPr>
+          <w:b w:val="0"/>
+        </w:rPr>
+        <w:t xml:space="preserve"> 的过程中，逐条核验"指南里写的预期值" 与页面实际显示，发现</w:t>
+      </w:r>
+      <w:r>
+        <w:rPr>
+          <w:b/>
+        </w:rPr>
+        <w:t>告警中心 5 个 KPI 全是 0、列表里一条待处置都看不到</w:t>
+      </w:r>
+      <w:r>
+        <w:rPr>
+          <w:b w:val="0"/>
+        </w:rPr>
+        <w:t>—— 但库里明明有 317 条待处置告警。</w:t>
+      </w:r>
+    </w:p>
+    <w:p>
+      <w:pPr>
+        <w:pStyle w:val="Heading3"/>
+      </w:pPr>
+      <w:r>
+        <w:t>根因：列表窗口被"已关闭"占满</w:t>
+      </w:r>
+    </w:p>
+    <w:p>
+      <w:pPr>
+        <w:ind w:left="240"/>
+      </w:pPr>
+      <w:r>
+        <w:rPr>
+          <w:rFonts w:ascii="Consolas" w:hAnsi="Consolas"/>
+          <w:color w:val="24292F"/>
+          <w:sz w:val="17"/>
+        </w:rPr>
+        <w:t>-- 修复前</w:t>
+        <w:br/>
+        <w:t>SELECT ... FROM alert WHERE tenant_id=%s ORDER BY a.created_at DESC LIMIT 200</w:t>
+      </w:r>
+    </w:p>
+    <w:p>
+      <w:r>
+        <w:rPr>
+          <w:b w:val="0"/>
+        </w:rPr>
+        <w:t>告警同步每 10 分钟跑一次，每次会把同设备的低级告警自动收敛（</w:t>
+      </w:r>
+      <w:r>
+        <w:rPr>
+          <w:rFonts w:ascii="Consolas" w:hAnsi="Consolas"/>
+          <w:b w:val="0"/>
+          <w:color w:val="0B4F75"/>
+          <w:sz w:val="19"/>
+        </w:rPr>
+        <w:t>auto-superseded</w:t>
+      </w:r>
+      <w:r>
+        <w:rPr>
+          <w:b w:val="0"/>
+        </w:rPr>
+        <w:t>）。 累计 519 条告警里，</w:t>
+      </w:r>
+      <w:r>
+        <w:rPr>
+          <w:b/>
+        </w:rPr>
+        <w:t>最新 200 条恰好全是已关闭的橙色告警</w:t>
+      </w:r>
+      <w:r>
+        <w:rPr>
+          <w:b w:val="0"/>
+        </w:rPr>
+        <w:t>，于是：</w:t>
+      </w:r>
+    </w:p>
+    <w:p>
+      <w:pPr>
+        <w:ind w:left="240"/>
+      </w:pPr>
+      <w:r>
+        <w:rPr>
+          <w:rFonts w:ascii="Consolas" w:hAnsi="Consolas"/>
+          <w:color w:val="24292F"/>
+          <w:sz w:val="17"/>
+        </w:rPr>
+        <w:t>LIMIT 200 取到的 200 条 → 全部 CLOSED</w:t>
+        <w:br/>
+        <w:t xml:space="preserve">    → 页面 KPI 从这 200 条统计 → 红色 0 / 待处置 0 / 超时 0</w:t>
+        <w:br/>
+        <w:t xml:space="preserve">    → 列表首屏全是"已关闭"，值班员看不到任何要处理的告警</w:t>
+      </w:r>
+    </w:p>
+    <w:p>
+      <w:r>
+        <w:rPr>
+          <w:b w:val="0"/>
+        </w:rPr>
+        <w:t>而 Python 侧的"超时优先"排序是在这 200 条</w:t>
+      </w:r>
+      <w:r>
+        <w:rPr>
+          <w:b/>
+        </w:rPr>
+        <w:t>之后</w:t>
+      </w:r>
+      <w:r>
+        <w:rPr>
+          <w:b w:val="0"/>
+        </w:rPr>
+        <w:t>才执行的，无法把窗口外的告警捞回来。</w:t>
+      </w:r>
+    </w:p>
+    <w:p>
+      <w:pPr>
+        <w:pStyle w:val="Heading3"/>
+      </w:pPr>
+      <w:r>
+        <w:t>修复</w:t>
+      </w:r>
+    </w:p>
+    <w:p>
+      <w:pPr>
+        <w:pStyle w:val="ListNumber"/>
+        <w:ind w:left="360"/>
+      </w:pPr>
+      <w:r>
+        <w:rPr>
+          <w:b/>
+        </w:rPr>
+        <w:t>SQL 排序改为可处置优先</w:t>
+      </w:r>
+      <w:r>
+        <w:rPr>
+          <w:b w:val="0"/>
+        </w:rPr>
+        <w:t>：</w:t>
+      </w:r>
+    </w:p>
+    <w:p>
+      <w:r>
+        <w:rPr>
+          <w:rFonts w:ascii="Consolas" w:hAnsi="Consolas"/>
+          <w:b w:val="0"/>
+          <w:color w:val="0B4F75"/>
+          <w:sz w:val="19"/>
+        </w:rPr>
+        <w:t>ORDER BY CASE status WHEN 'OPEN' THEN 0 WHEN 'ACKED' THEN 1 WHEN 'ESCALATED' THEN 2 ELSE 3 END, created_at DESC</w:t>
+      </w:r>
+    </w:p>
+    <w:p>
+      <w:pPr>
+        <w:pStyle w:val="ListNumber"/>
+        <w:ind w:left="360"/>
+      </w:pPr>
+      <w:r>
+        <w:rPr>
+          <w:b/>
+        </w:rPr>
+        <w:t>新增 `alert_summary()`</w:t>
+      </w:r>
+      <w:r>
+        <w:rPr>
+          <w:b w:val="0"/>
+        </w:rPr>
+        <w:t xml:space="preserve">：用 SQL 聚合算全量 </w:t>
+      </w:r>
+      <w:r>
+        <w:rPr>
+          <w:rFonts w:ascii="Consolas" w:hAnsi="Consolas"/>
+          <w:b w:val="0"/>
+          <w:sz w:val="19"/>
+        </w:rPr>
+        <w:t>OPEN/ACKED/ESCALATED/CLOSED</w:t>
+      </w:r>
+      <w:r>
+        <w:rPr>
+          <w:b w:val="0"/>
+        </w:rPr>
+        <w:t>、</w:t>
+      </w:r>
+    </w:p>
+    <w:p>
+      <w:r>
+        <w:rPr>
+          <w:rFonts w:ascii="Consolas" w:hAnsi="Consolas"/>
+          <w:b w:val="0"/>
+          <w:color w:val="0B4F75"/>
+          <w:sz w:val="19"/>
+        </w:rPr>
+        <w:t>red_open</w:t>
+      </w:r>
+      <w:r>
+        <w:rPr>
+          <w:b w:val="0"/>
+        </w:rPr>
+        <w:t>、</w:t>
+      </w:r>
+      <w:r>
+        <w:rPr>
+          <w:rFonts w:ascii="Consolas" w:hAnsi="Consolas"/>
+          <w:b w:val="0"/>
+          <w:color w:val="0B4F75"/>
+          <w:sz w:val="19"/>
+        </w:rPr>
+        <w:t>overdue</w:t>
+      </w:r>
+      <w:r>
+        <w:rPr>
+          <w:b w:val="0"/>
+        </w:rPr>
+        <w:t xml:space="preserve">，接口返回 </w:t>
+      </w:r>
+      <w:r>
+        <w:rPr>
+          <w:rFonts w:ascii="Consolas" w:hAnsi="Consolas"/>
+          <w:b w:val="0"/>
+          <w:color w:val="0B4F75"/>
+          <w:sz w:val="19"/>
+        </w:rPr>
+        <w:t>summary</w:t>
+      </w:r>
+      <w:r>
+        <w:rPr>
+          <w:b w:val="0"/>
+        </w:rPr>
+        <w:t xml:space="preserve"> 字段，前端 KPI 改用它。 这样 KPI 不再受列表窗口影响。</w:t>
+      </w:r>
+    </w:p>
+    <w:p>
+      <w:pPr>
+        <w:pStyle w:val="ListNumber"/>
+        <w:ind w:left="360"/>
+      </w:pPr>
+      <w:r>
+        <w:rPr>
+          <w:b/>
+        </w:rPr>
+        <w:t>`overdue` 只对未关闭告警计算</w:t>
+      </w:r>
+      <w:r>
+        <w:rPr>
+          <w:b w:val="0"/>
+        </w:rPr>
+        <w:t>：已关闭告警谈 SLA 没有意义。</w:t>
+      </w:r>
+    </w:p>
+    <w:p>
+      <w:r>
+        <w:rPr>
+          <w:b w:val="0"/>
+        </w:rPr>
+        <w:t xml:space="preserve">修复后告警中心：红色 </w:t>
+      </w:r>
+      <w:r>
+        <w:rPr>
+          <w:b/>
+        </w:rPr>
+        <w:t>201</w:t>
+      </w:r>
+      <w:r>
+        <w:rPr>
+          <w:b w:val="0"/>
+        </w:rPr>
+        <w:t xml:space="preserve"> / 待处置 </w:t>
+      </w:r>
+      <w:r>
+        <w:rPr>
+          <w:b/>
+        </w:rPr>
+        <w:t>317</w:t>
+      </w:r>
+      <w:r>
+        <w:rPr>
+          <w:b w:val="0"/>
+        </w:rPr>
+        <w:t xml:space="preserve"> / SLA 超时 </w:t>
+      </w:r>
+      <w:r>
+        <w:rPr>
+          <w:b/>
+        </w:rPr>
+        <w:t>201</w:t>
+      </w:r>
+      <w:r>
+        <w:rPr>
+          <w:b w:val="0"/>
+        </w:rPr>
+        <w:t xml:space="preserve">，首条为 </w:t>
+      </w:r>
+      <w:r>
+        <w:rPr>
+          <w:rFonts w:ascii="Consolas" w:hAnsi="Consolas"/>
+          <w:b w:val="0"/>
+          <w:color w:val="0B4F75"/>
+          <w:sz w:val="19"/>
+        </w:rPr>
+        <w:t>OPEN</w:t>
+      </w:r>
+      <w:r>
+        <w:rPr>
+          <w:b w:val="0"/>
+        </w:rPr>
+        <w:t xml:space="preserve"> 的红色告警。</w:t>
+      </w:r>
+    </w:p>
+    <w:p>
+      <w:pPr>
+        <w:pStyle w:val="Heading3"/>
+      </w:pPr>
+      <w:r>
+        <w:t>新增回归（6 项）</w:t>
+      </w:r>
+    </w:p>
+    <w:tbl>
+      <w:tblPr>
+        <w:tblStyle w:val="TableGrid"/>
+        <w:tblW w:type="auto" w:w="0"/>
+        <w:tblLook w:firstColumn="1" w:firstRow="1" w:lastColumn="0" w:lastRow="0" w:noHBand="0" w:noVBand="1" w:val="04A0"/>
+      </w:tblPr>
+      <w:tblGrid>
+        <w:gridCol w:w="4320"/>
+        <w:gridCol w:w="4320"/>
+      </w:tblGrid>
+      <w:tr>
+        <w:tc>
+          <w:tcPr>
+            <w:tcW w:type="dxa" w:w="4320"/>
+          </w:tcPr>
+          <w:p>
+            <w:r/>
+            <w:r>
+              <w:rPr>
+                <w:b/>
+                <w:sz w:val="18"/>
+              </w:rPr>
+              <w:t>用例</w:t>
+            </w:r>
+          </w:p>
+        </w:tc>
+        <w:tc>
+          <w:tcPr>
+            <w:tcW w:type="dxa" w:w="4320"/>
+          </w:tcPr>
+          <w:p>
+            <w:r/>
+            <w:r>
+              <w:rPr>
+                <w:b/>
+                <w:sz w:val="18"/>
+              </w:rPr>
+              <w:t>断言</w:t>
+            </w:r>
+          </w:p>
+        </w:tc>
+      </w:tr>
+      <w:tr>
+        <w:tc>
+          <w:tcPr>
+            <w:tcW w:type="dxa" w:w="4320"/>
+          </w:tcPr>
+          <w:p>
+            <w:r/>
+            <w:r>
+              <w:rPr>
+                <w:sz w:val="18"/>
+              </w:rPr>
+              <w:t>H1.3c</w:t>
+            </w:r>
+          </w:p>
+        </w:tc>
+        <w:tc>
+          <w:tcPr>
+            <w:tcW w:type="dxa" w:w="4320"/>
+          </w:tcPr>
+          <w:p>
+            <w:r/>
+            <w:r>
+              <w:rPr>
+                <w:sz w:val="18"/>
+              </w:rPr>
+              <w:t>接口返回 summary，含 active / red_open / overdue</w:t>
+            </w:r>
+          </w:p>
+        </w:tc>
+      </w:tr>
+      <w:tr>
+        <w:tc>
+          <w:tcPr>
+            <w:tcW w:type="dxa" w:w="4320"/>
+          </w:tcPr>
+          <w:p>
+            <w:r/>
+            <w:r>
+              <w:rPr>
+                <w:sz w:val="18"/>
+              </w:rPr>
+              <w:t>H1.3d</w:t>
+            </w:r>
+          </w:p>
+        </w:tc>
+        <w:tc>
+          <w:tcPr>
+            <w:tcW w:type="dxa" w:w="4320"/>
+          </w:tcPr>
+          <w:p>
+            <w:r/>
+            <w:r>
+              <w:rPr>
+                <w:sz w:val="18"/>
+              </w:rPr>
+              <w:t>active == OPEN + ACKED + ESCALATED（汇总自洽）</w:t>
+            </w:r>
+          </w:p>
+        </w:tc>
+      </w:tr>
+      <w:tr>
+        <w:tc>
+          <w:tcPr>
+            <w:tcW w:type="dxa" w:w="4320"/>
+          </w:tcPr>
+          <w:p>
+            <w:r/>
+            <w:r>
+              <w:rPr>
+                <w:sz w:val="18"/>
+              </w:rPr>
+              <w:t>H1.3e</w:t>
+            </w:r>
+          </w:p>
+        </w:tc>
+        <w:tc>
+          <w:tcPr>
+            <w:tcW w:type="dxa" w:w="4320"/>
+          </w:tcPr>
+          <w:p>
+            <w:r/>
+            <w:r>
+              <w:rPr>
+                <w:sz w:val="18"/>
+              </w:rPr>
+              <w:t>列表窗口内有未关闭告警（不被已关闭挤满）</w:t>
+            </w:r>
+          </w:p>
+        </w:tc>
+      </w:tr>
+      <w:tr>
+        <w:tc>
+          <w:tcPr>
+            <w:tcW w:type="dxa" w:w="4320"/>
+          </w:tcPr>
+          <w:p>
+            <w:r/>
+            <w:r>
+              <w:rPr>
+                <w:sz w:val="18"/>
+              </w:rPr>
+              <w:t>H1.3f</w:t>
+            </w:r>
+          </w:p>
+        </w:tc>
+        <w:tc>
+          <w:tcPr>
+            <w:tcW w:type="dxa" w:w="4320"/>
+          </w:tcPr>
+          <w:p>
+            <w:r/>
+            <w:r>
+              <w:rPr>
+                <w:sz w:val="18"/>
+              </w:rPr>
+              <w:t>列表首条为未关闭告警</w:t>
+            </w:r>
+          </w:p>
+        </w:tc>
+      </w:tr>
+      <w:tr>
+        <w:tc>
+          <w:tcPr>
+            <w:tcW w:type="dxa" w:w="4320"/>
+          </w:tcPr>
+          <w:p>
+            <w:r/>
+            <w:r>
+              <w:rPr>
+                <w:sz w:val="18"/>
+              </w:rPr>
+              <w:t>F3.12a</w:t>
+            </w:r>
+          </w:p>
+        </w:tc>
+        <w:tc>
+          <w:tcPr>
+            <w:tcW w:type="dxa" w:w="4320"/>
+          </w:tcPr>
+          <w:p>
+            <w:r/>
+            <w:r>
+              <w:rPr>
+                <w:sz w:val="18"/>
+              </w:rPr>
+              <w:t>告警中心红色 KPI 非 0（页面层）</w:t>
+            </w:r>
+          </w:p>
+        </w:tc>
+      </w:tr>
+      <w:tr>
+        <w:tc>
+          <w:tcPr>
+            <w:tcW w:type="dxa" w:w="4320"/>
+          </w:tcPr>
+          <w:p>
+            <w:r/>
+            <w:r>
+              <w:rPr>
+                <w:sz w:val="18"/>
+              </w:rPr>
+              <w:t>H2.1/H2.2</w:t>
+            </w:r>
+          </w:p>
+        </w:tc>
+        <w:tc>
+          <w:tcPr>
+            <w:tcW w:type="dxa" w:w="4320"/>
+          </w:tcPr>
+          <w:p>
+            <w:r/>
+            <w:r>
+              <w:rPr>
+                <w:sz w:val="18"/>
+              </w:rPr>
+              <w:t>管理台与大屏在监数、红色数一致（改轮询取 KPI 真值）</w:t>
+            </w:r>
+          </w:p>
+        </w:tc>
+      </w:tr>
+    </w:tbl>
+    <w:p>
+      <w:pPr>
+        <w:pStyle w:val="Heading3"/>
+      </w:pPr>
+      <w:r>
+        <w:t>附带修掉的测试脆弱性</w:t>
+      </w:r>
+    </w:p>
+    <w:p>
+      <w:r>
+        <w:rPr>
+          <w:b w:val="0"/>
+        </w:rPr>
+        <w:t xml:space="preserve">H2 原来固定 </w:t>
+      </w:r>
+      <w:r>
+        <w:rPr>
+          <w:rFonts w:ascii="Consolas" w:hAnsi="Consolas"/>
+          <w:b w:val="0"/>
+          <w:color w:val="0B4F75"/>
+          <w:sz w:val="19"/>
+        </w:rPr>
+        <w:t>wait_for_timeout(3200)</w:t>
+      </w:r>
+      <w:r>
+        <w:rPr>
+          <w:b w:val="0"/>
+        </w:rPr>
+        <w:t xml:space="preserve"> 取 KPI，批量诊断 CronJob 抢 CPU 时会取到 "加载中 …" 占位而误判失败。改为</w:t>
+      </w:r>
+      <w:r>
+        <w:rPr>
+          <w:b/>
+        </w:rPr>
+        <w:t>轮询直到数字出现</w:t>
+      </w:r>
+      <w:r>
+        <w:rPr>
+          <w:b w:val="0"/>
+        </w:rPr>
+        <w:t>（最多 20s）。 实测 KPI 正常 0.31–0.38s 就绪，属偶发而非性能问题。</w:t>
+      </w:r>
+    </w:p>
+    <w:p>
+      <w:pPr>
+        <w:ind w:left="360"/>
+      </w:pPr>
+      <w:r>
+        <w:rPr>
+          <w:i/>
+          <w:color w:val="4A5158"/>
+        </w:rPr>
+        <w:t>这类缺陷单模块 API 测试发现不了：/v1/alerts 返回 200 且结构正确， 只是返回的内容对用户没有用。必须"按用户视角看页面"才能暴露。</w:t>
       </w:r>
     </w:p>
     <w:p>
@@ -1702,7 +2374,7 @@
         <w:br/>
         <w:t>python tools/local_proxy.py &amp;                       # 浏览器测试需要</w:t>
         <w:br/>
-        <w:t>python tools/browser_e2e.py                         # 206 项，输出 JSON + 截图</w:t>
+        <w:t>python tools/browser_e2e.py                         # 212 项，输出 JSON + 截图</w:t>
         <w:br/>
         <w:t>PDM_DB_PASSWORD=*** python tools/e2e_test.py        # 66 项</w:t>
         <w:br/>
